--- a/assets/Nilufer-Misirli-CV-2026.docx
+++ b/assets/Nilufer-Misirli-CV-2026.docx
@@ -106,25 +106,25 @@
         <w:rPr>
           <w:rFonts w:cs="Times New Roman"/>
         </w:rPr>
-        <w:t xml:space="preserve"># </w:t>
-      </w:r>
-      <w:r>
-        <w:rPr>
-          <w:rFonts w:cs="Times New Roman"/>
-        </w:rPr>
-        <w:t xml:space="preserve">+90 </w:t>
-      </w:r>
-      <w:r>
-        <w:rPr>
-          <w:rFonts w:cs="Times New Roman"/>
-        </w:rPr>
-        <w:t>53377138</w:t>
-      </w:r>
-      <w:r>
-        <w:rPr>
-          <w:rFonts w:cs="Times New Roman"/>
-        </w:rPr>
-        <w:t xml:space="preserve">90 </w:t>
+        <w:t xml:space="preserve"/>
+      </w:r>
+      <w:r>
+        <w:rPr>
+          <w:rFonts w:cs="Times New Roman"/>
+        </w:rPr>
+        <w:t xml:space="preserve"/>
+      </w:r>
+      <w:r>
+        <w:rPr>
+          <w:rFonts w:cs="Times New Roman"/>
+        </w:rPr>
+        <w:t/>
+      </w:r>
+      <w:r>
+        <w:rPr>
+          <w:rFonts w:cs="Times New Roman"/>
+        </w:rPr>
+        <w:t xml:space="preserve"/>
       </w:r>
       <w:hyperlink r:id="rId9" w:history="1">
         <w:r>
